--- a/temp/检测报告封面页.docx
+++ b/temp/检测报告封面页.docx
@@ -109,6 +109,7 @@
     <w:p>
       <w:pPr>
         <w:spacing w:before="100" w:beforeAutospacing="1" w:after="100" w:afterAutospacing="1"/>
+        <w:ind w:left="4698" w:hangingChars="650" w:hanging="4698"/>
         <w:jc w:val="center"/>
         <w:rPr>
           <w:b/>
@@ -120,7 +121,7 @@
     <w:p>
       <w:pPr>
         <w:spacing w:before="100" w:beforeAutospacing="1" w:after="100" w:afterAutospacing="1"/>
-        <w:ind w:leftChars="800" w:left="3186" w:hangingChars="500" w:hanging="1506"/>
+        <w:ind w:leftChars="800" w:left="3788" w:hangingChars="700" w:hanging="2108"/>
         <w:jc w:val="left"/>
         <w:rPr>
           <w:b/>
@@ -140,7 +141,7 @@
     <w:p>
       <w:pPr>
         <w:spacing w:before="100" w:beforeAutospacing="1" w:after="100" w:afterAutospacing="1"/>
-        <w:ind w:leftChars="800" w:left="3186" w:hangingChars="500" w:hanging="1506"/>
+        <w:ind w:leftChars="800" w:left="3788" w:hangingChars="700" w:hanging="2108"/>
         <w:jc w:val="left"/>
         <w:rPr>
           <w:b/>
@@ -160,7 +161,7 @@
     <w:p>
       <w:pPr>
         <w:spacing w:before="100" w:beforeAutospacing="1" w:after="100" w:afterAutospacing="1"/>
-        <w:ind w:leftChars="800" w:left="3186" w:hangingChars="500" w:hanging="1506"/>
+        <w:ind w:leftChars="800" w:left="3788" w:hangingChars="700" w:hanging="2108"/>
         <w:jc w:val="left"/>
         <w:rPr>
           <w:b/>
@@ -180,7 +181,7 @@
     <w:p>
       <w:pPr>
         <w:spacing w:before="100" w:beforeAutospacing="1" w:after="100" w:afterAutospacing="1"/>
-        <w:ind w:leftChars="800" w:left="3186" w:hangingChars="500" w:hanging="1506"/>
+        <w:ind w:leftChars="800" w:left="3788" w:hangingChars="700" w:hanging="2108"/>
         <w:jc w:val="left"/>
         <w:rPr>
           <w:b/>
@@ -200,7 +201,7 @@
     <w:p>
       <w:pPr>
         <w:spacing w:before="100" w:beforeAutospacing="1" w:after="100" w:afterAutospacing="1"/>
-        <w:ind w:leftChars="800" w:left="3186" w:hangingChars="500" w:hanging="1506"/>
+        <w:ind w:leftChars="800" w:left="3788" w:hangingChars="700" w:hanging="2108"/>
         <w:jc w:val="left"/>
         <w:rPr>
           <w:b/>
@@ -258,7 +259,6 @@
     <w:p>
       <w:pPr>
         <w:rPr>
-          <w:rFonts w:hint="eastAsia"/>
           <w:b/>
           <w:sz w:val="28"/>
           <w:szCs w:val="28"/>
@@ -269,7 +269,6 @@
       <w:pPr>
         <w:jc w:val="center"/>
         <w:rPr>
-          <w:rFonts w:hint="eastAsia"/>
           <w:b/>
           <w:sz w:val="30"/>
           <w:szCs w:val="30"/>
@@ -288,7 +287,6 @@
       <w:pPr>
         <w:jc w:val="center"/>
         <w:rPr>
-          <w:rFonts w:hint="eastAsia"/>
           <w:szCs w:val="21"/>
         </w:rPr>
       </w:pPr>
